--- a/protected-assets/Decree2Cross.docx
+++ b/protected-assets/Decree2Cross.docx
@@ -429,7 +429,7 @@
         <w:spacing w:after="160"/>
       </w:pPr>
       <w:r>
-        <w:t xml:space="preserve">The AD 27 baptism date itself rests on reading Luke 3:1's "fifteenth year of Tiberius" as counting from AD 13/14, when Roman coinage shows Tiberius first attaining co-equal authority with Augustus — rather than from Augustus's death in AD 14. This reading has direct numismatic support (see the GodsClock master appendix for the full case).</w:t>
+        <w:t>The AD 27 baptism date counts Luke 3:1's "fifteenth year of Tiberius" from AD 13/14, when Tiberius began ruling alongside Augustus, rather than from Augustus's death in AD 14 (which usually gives AD 28/29). Roman coins from AD 13/14 show the two men together; the GodsClock master appendix gives the full case, including where historians disagree.</w:t>
       </w:r>
     </w:p>
     <w:p>

--- a/protected-assets/Decree2Cross.docx
+++ b/protected-assets/Decree2Cross.docx
@@ -429,7 +429,7 @@
         <w:spacing w:after="160"/>
       </w:pPr>
       <w:r>
-        <w:t>The AD 27 baptism date counts Luke 3:1's "fifteenth year of Tiberius" from AD 13/14, when Tiberius began ruling alongside Augustus, rather than from Augustus's death in AD 14 (which usually gives AD 28/29). Roman coins from AD 13/14 show the two men together; the GodsClock master appendix gives the full case, including where historians disagree.</w:t>
+        <w:t>Luke's fifteenth year of Tiberius, counted from AD 13/14 (the year a Roman law raised Tiberius to Augustus's side and Roman coins show the two together), is AD 27/28. Gabriel's 483 years from the 457 BC decree (Daniel 9:25) and John 2:20's "forty-six years" reach the same year, and John's three named Passovers (AD 28, 29, 30) lead from that baptism to the cross. The GodsClock master appendix gives the full case.</w:t>
       </w:r>
     </w:p>
     <w:p>

--- a/protected-assets/Decree2Cross.docx
+++ b/protected-assets/Decree2Cross.docx
@@ -117,7 +117,7 @@
         <w:spacing w:after="160"/>
       </w:pPr>
       <w:r>
-        <w:t xml:space="preserve">We know it means years here because of how Daniel himself writes elsewhere. In Daniel 10:2-3, when he means an ordinary week of days, he adds the word "days" — "three whole weeks of days." In Daniel 9, no such word is added. Daniel had the option to say "days" and didn't. That's the clue.</w:t>
+        <w:t>We know it means years here because of how Daniel himself writes elsewhere. In Daniel 10:2-3, when he means an ordinary week of days, he adds the word "days" — in Hebrew, literally "three weeks of days" (KJV: "three full weeks"). In Daniel 9, no such word is added. Daniel had the option to say "days" and didn't. That's the clue.</w:t>
       </w:r>
     </w:p>
     <w:p>
@@ -429,7 +429,7 @@
         <w:spacing w:after="160"/>
       </w:pPr>
       <w:r>
-        <w:t>Luke's fifteenth year of Tiberius, counted from AD 13/14 (the year a Roman law raised Tiberius to Augustus's side and Roman coins show the two together), is AD 27/28. Gabriel's 483 years from the 457 BC decree (Daniel 9:25) and John 2:20's "forty-six years" reach the same year, and John's three named Passovers (AD 28, 29, 30) lead from that baptism to the cross. The GodsClock master appendix gives the full case.</w:t>
+        <w:t>Luke's fifteenth year of Tiberius, counted from AD 13/14 (the year a Roman law raised Tiberius to Augustus's side and Roman coins show the two together), is AD 27/28. Gabriel's 483 years from the 457 BC decree (Daniel 9:25) and John 2:20's "forty and six years" reach the same year, and John's three named Passovers (AD 28, 29, 30) lead from that baptism to the cross. The GodsClock master appendix gives the full case.</w:t>
       </w:r>
     </w:p>
     <w:p>

--- a/protected-assets/Decree2Cross.docx
+++ b/protected-assets/Decree2Cross.docx
@@ -117,7 +117,7 @@
         <w:spacing w:after="160"/>
       </w:pPr>
       <w:r>
-        <w:t>We know it means years here because of how Daniel himself writes elsewhere. In Daniel 10:2-3, when he means an ordinary week of days, he adds the word "days" — in Hebrew, literally "three weeks of days" (KJV: "three full weeks"). In Daniel 9, no such word is added. Daniel had the option to say "days" and didn't. That's the clue.</w:t>
+        <w:t>I can tell it means years here because of how Daniel himself writes elsewhere. In Daniel 10:2-3, when he means an ordinary week of days, he adds the word "days" — in Hebrew, literally "three weeks of days" (KJV: "three full weeks"). In Daniel 9, no such word is added. Daniel had the option to say "days" and didn't. That's the clue.</w:t>
       </w:r>
     </w:p>
     <w:p>
